--- a/notes/Значение по умолчанию для параметров функций..docx
+++ b/notes/Значение по умолчанию для параметров функций..docx
@@ -1,6 +1,6 @@
 
 <file path=word/document.xml><?xml version="1.0" encoding="utf-8"?>
-<w:document xmlns:wpc="http://schemas.microsoft.com/office/word/2010/wordprocessingCanvas" xmlns:cx="http://schemas.microsoft.com/office/drawing/2014/chartex" xmlns:cx1="http://schemas.microsoft.com/office/drawing/2015/9/8/chartex" xmlns:cx2="http://schemas.microsoft.com/office/drawing/2015/10/21/chartex" xmlns:cx3="http://schemas.microsoft.com/office/drawing/2016/5/9/chartex" xmlns:cx4="http://schemas.microsoft.com/office/drawing/2016/5/10/chartex" xmlns:cx5="http://schemas.microsoft.com/office/drawing/2016/5/11/chartex" xmlns:cx6="http://schemas.microsoft.com/office/drawing/2016/5/12/chartex" xmlns:cx7="http://schemas.microsoft.com/office/drawing/2016/5/13/chartex" xmlns:cx8="http://schemas.microsoft.com/office/drawing/2016/5/14/chartex" xmlns:mc="http://schemas.openxmlformats.org/markup-compatibility/2006" xmlns:aink="http://schemas.microsoft.com/office/drawing/2016/ink" xmlns:am3d="http://schemas.microsoft.com/office/drawing/2017/model3d" xmlns:o="urn:schemas-microsoft-com:office:office" xmlns:oel="http://schemas.microsoft.com/office/2019/extlst" xmlns:r="http://schemas.openxmlformats.org/officeDocument/2006/relationships" xmlns:m="http://schemas.openxmlformats.org/officeDocument/2006/math" xmlns:v="urn:schemas-microsoft-com:vml" xmlns:wp14="http://schemas.microsoft.com/office/word/2010/wordprocessingDrawing" xmlns:wp="http://schemas.openxmlformats.org/drawingml/2006/wordprocessingDrawing" xmlns:w10="urn:schemas-microsoft-com:office:word" xmlns:w="http://schemas.openxmlformats.org/wordprocessingml/2006/main" xmlns:w14="http://schemas.microsoft.com/office/word/2010/wordml" xmlns:w15="http://schemas.microsoft.com/office/word/2012/wordml" xmlns:w16cex="http://schemas.microsoft.com/office/word/2018/wordml/cex" xmlns:w16cid="http://schemas.microsoft.com/office/word/2016/wordml/cid" xmlns:w16="http://schemas.microsoft.com/office/word/2018/wordml" xmlns:w16sdtdh="http://schemas.microsoft.com/office/word/2020/wordml/sdtdatahash" xmlns:w16se="http://schemas.microsoft.com/office/word/2015/wordml/symex" xmlns:wpg="http://schemas.microsoft.com/office/word/2010/wordprocessingGroup" xmlns:wpi="http://schemas.microsoft.com/office/word/2010/wordprocessingInk" xmlns:wne="http://schemas.microsoft.com/office/word/2006/wordml" xmlns:wps="http://schemas.microsoft.com/office/word/2010/wordprocessingShape" mc:Ignorable="w14 w15 w16se w16cid w16 w16cex w16sdtdh wp14">
+<w:document xmlns:wpc="http://schemas.microsoft.com/office/word/2010/wordprocessingCanvas" xmlns:cx="http://schemas.microsoft.com/office/drawing/2014/chartex" xmlns:cx1="http://schemas.microsoft.com/office/drawing/2015/9/8/chartex" xmlns:cx2="http://schemas.microsoft.com/office/drawing/2015/10/21/chartex" xmlns:cx3="http://schemas.microsoft.com/office/drawing/2016/5/9/chartex" xmlns:cx4="http://schemas.microsoft.com/office/drawing/2016/5/10/chartex" xmlns:cx5="http://schemas.microsoft.com/office/drawing/2016/5/11/chartex" xmlns:cx6="http://schemas.microsoft.com/office/drawing/2016/5/12/chartex" xmlns:cx7="http://schemas.microsoft.com/office/drawing/2016/5/13/chartex" xmlns:cx8="http://schemas.microsoft.com/office/drawing/2016/5/14/chartex" xmlns:mc="http://schemas.openxmlformats.org/markup-compatibility/2006" xmlns:aink="http://schemas.microsoft.com/office/drawing/2016/ink" xmlns:am3d="http://schemas.microsoft.com/office/drawing/2017/model3d" xmlns:o="urn:schemas-microsoft-com:office:office" xmlns:oel="http://schemas.microsoft.com/office/2019/extlst" xmlns:r="http://schemas.openxmlformats.org/officeDocument/2006/relationships" xmlns:m="http://schemas.openxmlformats.org/officeDocument/2006/math" xmlns:v="urn:schemas-microsoft-com:vml" xmlns:wp14="http://schemas.microsoft.com/office/word/2010/wordprocessingDrawing" xmlns:wp="http://schemas.openxmlformats.org/drawingml/2006/wordprocessingDrawing" xmlns:w10="urn:schemas-microsoft-com:office:word" xmlns:w="http://schemas.openxmlformats.org/wordprocessingml/2006/main" xmlns:w14="http://schemas.microsoft.com/office/word/2010/wordml" xmlns:w15="http://schemas.microsoft.com/office/word/2012/wordml" xmlns:w16cex="http://schemas.microsoft.com/office/word/2018/wordml/cex" xmlns:w16cid="http://schemas.microsoft.com/office/word/2016/wordml/cid" xmlns:w16="http://schemas.microsoft.com/office/word/2018/wordml" xmlns:w16du="http://schemas.microsoft.com/office/word/2023/wordml/word16du" xmlns:w16sdtdh="http://schemas.microsoft.com/office/word/2020/wordml/sdtdatahash" xmlns:w16sdtfl="http://schemas.microsoft.com/office/word/2024/wordml/sdtformatlock" xmlns:w16se="http://schemas.microsoft.com/office/word/2015/wordml/symex" xmlns:wpg="http://schemas.microsoft.com/office/word/2010/wordprocessingGroup" xmlns:wpi="http://schemas.microsoft.com/office/word/2010/wordprocessingInk" xmlns:wne="http://schemas.microsoft.com/office/word/2006/wordml" xmlns:wps="http://schemas.microsoft.com/office/word/2010/wordprocessingShape" mc:Ignorable="w14 w15 w16se w16cid w16 w16cex w16sdtdh w16sdtfl w16du wp14">
   <w:body>
     <w:p>
       <w:pPr>
@@ -90,32 +90,13 @@
     </w:p>
     <w:p>
       <w:r>
-        <w:t>Дословны</w:t>
-      </w:r>
-      <w:r>
-        <w:t>е</w:t>
-      </w:r>
-      <w:r>
-        <w:t xml:space="preserve"> пример</w:t>
-      </w:r>
-      <w:r>
-        <w:t xml:space="preserve">ы </w:t>
-      </w:r>
-      <w:r>
-        <w:t xml:space="preserve">на </w:t>
-      </w:r>
-      <w:r>
-        <w:rPr>
-          <w:color w:val="0F9ED5" w:themeColor="accent4"/>
-          <w:lang w:val="en-US"/>
-        </w:rPr>
-        <w:t>c</w:t>
-      </w:r>
-      <w:r>
-        <w:rPr>
-          <w:color w:val="0F9ED5" w:themeColor="accent4"/>
-        </w:rPr>
-        <w:t>++</w:t>
+        <w:rPr>
+          <w:color w:val="0F9ED5" w:themeColor="accent4"/>
+        </w:rPr>
+        <w:t xml:space="preserve">Синтаксис </w:t>
+      </w:r>
+      <w:r>
+        <w:t>задания значений по умолчанию</w:t>
       </w:r>
       <w:r>
         <w:t>:</w:t>
@@ -124,15 +105,11 @@
         <w:br/>
       </w:r>
       <w:r>
-        <w:rPr>
-          <w:noProof/>
-          <w:lang w:val="en-US"/>
-        </w:rPr>
         <w:drawing>
-          <wp:inline distT="0" distB="0" distL="0" distR="0" wp14:anchorId="1FFAA7E7" wp14:editId="6E0803A9">
-            <wp:extent cx="3505689" cy="2191056"/>
-            <wp:effectExtent l="0" t="0" r="0" b="0"/>
-            <wp:docPr id="1" name="Рисунок 1"/>
+          <wp:inline distT="0" distB="0" distL="0" distR="0" wp14:anchorId="3E01E634" wp14:editId="69E92DEF">
+            <wp:extent cx="2781688" cy="219106"/>
+            <wp:effectExtent l="0" t="0" r="0" b="9525"/>
+            <wp:docPr id="722580551" name="Рисунок 1"/>
             <wp:cNvGraphicFramePr>
               <a:graphicFrameLocks xmlns:a="http://schemas.openxmlformats.org/drawingml/2006/main" noChangeAspect="1"/>
             </wp:cNvGraphicFramePr>
@@ -140,7 +117,7 @@
               <a:graphicData uri="http://schemas.openxmlformats.org/drawingml/2006/picture">
                 <pic:pic xmlns:pic="http://schemas.openxmlformats.org/drawingml/2006/picture">
                   <pic:nvPicPr>
-                    <pic:cNvPr id="1" name=""/>
+                    <pic:cNvPr id="722580551" name=""/>
                     <pic:cNvPicPr/>
                   </pic:nvPicPr>
                   <pic:blipFill>
@@ -152,7 +129,7 @@
                   <pic:spPr>
                     <a:xfrm>
                       <a:off x="0" y="0"/>
-                      <a:ext cx="3505689" cy="2191056"/>
+                      <a:ext cx="2781688" cy="219106"/>
                     </a:xfrm>
                     <a:prstGeom prst="rect">
                       <a:avLst/>
@@ -164,15 +141,47 @@
           </wp:inline>
         </w:drawing>
       </w:r>
-      <w:r>
-        <w:rPr>
-          <w:noProof/>
-        </w:rPr>
+    </w:p>
+    <w:p>
+      <w:r>
+        <w:rPr>
+          <w:color w:val="0F9ED5" w:themeColor="accent4"/>
+        </w:rPr>
+        <w:t>Порядок</w:t>
+      </w:r>
+      <w:r>
+        <w:t>:</w:t>
+      </w:r>
+      <w:r>
+        <w:br/>
+      </w:r>
+      <w:r>
+        <w:rPr>
+          <w:color w:val="0F9ED5" w:themeColor="accent4"/>
+        </w:rPr>
+        <w:t xml:space="preserve">Параметры </w:t>
+      </w:r>
+      <w:r>
+        <w:t xml:space="preserve">со значениями по умолчанию должны идти </w:t>
+      </w:r>
+      <w:r>
+        <w:rPr>
+          <w:color w:val="0F9ED5" w:themeColor="accent4"/>
+        </w:rPr>
+        <w:t xml:space="preserve">ТОЛЬКО В КОНЦЕ </w:t>
+      </w:r>
+      <w:r>
+        <w:t>списка параметров.</w:t>
+      </w:r>
+      <w:r>
+        <w:br/>
+      </w:r>
+      <w:r>
         <w:drawing>
-          <wp:inline distT="0" distB="0" distL="0" distR="0" wp14:anchorId="55FDD5C1" wp14:editId="05FE31E5">
-            <wp:extent cx="4887007" cy="2229161"/>
-            <wp:effectExtent l="0" t="0" r="8890" b="0"/>
-            <wp:docPr id="2" name="Рисунок 2"/>
+          <wp:inline distT="0" distB="0" distL="0" distR="0" wp14:anchorId="7E73004C" wp14:editId="1CDF6550">
+            <wp:extent cx="2705478" cy="323895"/>
+            <wp:effectExtent l="0" t="0" r="0" b="0"/>
+            <wp:docPr id="1477847689" name="Рисунок 1"/>
             <wp:cNvGraphicFramePr>
               <a:graphicFrameLocks xmlns:a="http://schemas.openxmlformats.org/drawingml/2006/main" noChangeAspect="1"/>
             </wp:cNvGraphicFramePr>
@@ -180,7 +189,7 @@
               <a:graphicData uri="http://schemas.openxmlformats.org/drawingml/2006/picture">
                 <pic:pic xmlns:pic="http://schemas.openxmlformats.org/drawingml/2006/picture">
                   <pic:nvPicPr>
-                    <pic:cNvPr id="1" name=""/>
+                    <pic:cNvPr id="1477847689" name=""/>
                     <pic:cNvPicPr/>
                   </pic:nvPicPr>
                   <pic:blipFill>
@@ -192,7 +201,7 @@
                   <pic:spPr>
                     <a:xfrm>
                       <a:off x="0" y="0"/>
-                      <a:ext cx="4887007" cy="2229161"/>
+                      <a:ext cx="2705478" cy="323895"/>
                     </a:xfrm>
                     <a:prstGeom prst="rect">
                       <a:avLst/>
@@ -207,14 +216,32 @@
     </w:p>
     <w:p>
       <w:r>
-        <w:lastRenderedPageBreak/>
-        <w:t xml:space="preserve">Пример с </w:t>
-      </w:r>
-      <w:r>
-        <w:rPr>
-          <w:color w:val="0F9ED5" w:themeColor="accent4"/>
-        </w:rPr>
-        <w:t>несколькими параметрами и разными типами данных</w:t>
+        <w:t>Дословны</w:t>
+      </w:r>
+      <w:r>
+        <w:t>е</w:t>
+      </w:r>
+      <w:r>
+        <w:t xml:space="preserve"> пример</w:t>
+      </w:r>
+      <w:r>
+        <w:t xml:space="preserve">ы </w:t>
+      </w:r>
+      <w:r>
+        <w:t xml:space="preserve">на </w:t>
+      </w:r>
+      <w:r>
+        <w:rPr>
+          <w:color w:val="0F9ED5" w:themeColor="accent4"/>
+          <w:lang w:val="en-US"/>
+        </w:rPr>
+        <w:t>c</w:t>
+      </w:r>
+      <w:r>
+        <w:rPr>
+          <w:color w:val="0F9ED5" w:themeColor="accent4"/>
+        </w:rPr>
+        <w:t>++</w:t>
       </w:r>
       <w:r>
         <w:t>:</w:t>
@@ -225,12 +252,13 @@
       <w:r>
         <w:rPr>
           <w:noProof/>
+          <w:lang w:val="en-US"/>
         </w:rPr>
         <w:drawing>
-          <wp:inline distT="0" distB="0" distL="0" distR="0" wp14:anchorId="22A27ACC" wp14:editId="4E4D9A35">
-            <wp:extent cx="5782482" cy="2648320"/>
+          <wp:inline distT="0" distB="0" distL="0" distR="0" wp14:anchorId="1FFAA7E7" wp14:editId="6E0803A9">
+            <wp:extent cx="3505689" cy="2191056"/>
             <wp:effectExtent l="0" t="0" r="0" b="0"/>
-            <wp:docPr id="5" name="Рисунок 5"/>
+            <wp:docPr id="1" name="Рисунок 1"/>
             <wp:cNvGraphicFramePr>
               <a:graphicFrameLocks xmlns:a="http://schemas.openxmlformats.org/drawingml/2006/main" noChangeAspect="1"/>
             </wp:cNvGraphicFramePr>
@@ -250,7 +278,7 @@
                   <pic:spPr>
                     <a:xfrm>
                       <a:off x="0" y="0"/>
-                      <a:ext cx="5782482" cy="2648320"/>
+                      <a:ext cx="3505689" cy="2191056"/>
                     </a:xfrm>
                     <a:prstGeom prst="rect">
                       <a:avLst/>
@@ -262,120 +290,15 @@
           </wp:inline>
         </w:drawing>
       </w:r>
-    </w:p>
-    <w:p>
-      <w:r>
-        <w:t xml:space="preserve">Ограничения и особенности в </w:t>
-      </w:r>
-      <w:r>
-        <w:rPr>
-          <w:color w:val="0F9ED5" w:themeColor="accent4"/>
-        </w:rPr>
-        <w:t>C++</w:t>
-      </w:r>
-      <w:r>
-        <w:t>:</w:t>
-      </w:r>
-    </w:p>
-    <w:p>
-      <w:pPr>
-        <w:numPr>
-          <w:ilvl w:val="0"/>
-          <w:numId w:val="2"/>
-        </w:numPr>
-      </w:pPr>
-      <w:r>
-        <w:t xml:space="preserve">Значения по умолчанию можно задавать только в </w:t>
-      </w:r>
-      <w:r>
-        <w:rPr>
-          <w:color w:val="0F9ED5" w:themeColor="accent4"/>
-        </w:rPr>
-        <w:t>объявлении функции</w:t>
-      </w:r>
-      <w:r>
-        <w:t>, а не в ее определении.</w:t>
-      </w:r>
-    </w:p>
-    <w:p>
-      <w:pPr>
-        <w:numPr>
-          <w:ilvl w:val="0"/>
-          <w:numId w:val="2"/>
-        </w:numPr>
-      </w:pPr>
-      <w:r>
-        <w:t xml:space="preserve">Все параметры со значениями по умолчанию должны следовать </w:t>
-      </w:r>
-      <w:r>
-        <w:rPr>
-          <w:color w:val="0F9ED5" w:themeColor="accent4"/>
-        </w:rPr>
-        <w:t xml:space="preserve">после </w:t>
-      </w:r>
-      <w:r>
-        <w:t>параметров без значений.</w:t>
-      </w:r>
-    </w:p>
-    <w:p>
-      <w:pPr>
-        <w:numPr>
-          <w:ilvl w:val="0"/>
-          <w:numId w:val="2"/>
-        </w:numPr>
-      </w:pPr>
-      <w:r>
-        <w:t xml:space="preserve">Если функция </w:t>
-      </w:r>
-      <w:r>
-        <w:rPr>
-          <w:color w:val="0F9ED5" w:themeColor="accent4"/>
-        </w:rPr>
-        <w:t>перегружена</w:t>
-      </w:r>
-      <w:r>
-        <w:t>, то при вызове может возникнуть неоднозначность.</w:t>
-      </w:r>
-    </w:p>
-    <w:p>
-      <w:r>
-        <w:rPr>
-          <w:color w:val="FF0000"/>
-          <w:lang w:val="en-US"/>
-        </w:rPr>
-        <w:t>r</w:t>
-      </w:r>
-      <w:r>
-        <w:rPr>
-          <w:color w:val="FF0000"/>
-          <w:lang w:val="en-US"/>
-        </w:rPr>
-        <w:t>ed</w:t>
-      </w:r>
-      <w:r>
-        <w:rPr>
-          <w:color w:val="FF0000"/>
-        </w:rPr>
-        <w:t>1</w:t>
-      </w:r>
-      <w:r>
-        <w:t>: чтобы</w:t>
-      </w:r>
-      <w:r>
-        <w:t xml:space="preserve"> вывести имя, возраст и страну, оставляя по умолчанию имя и страну, но задать возраст, нужно первому аргументу присвоить значение по умолчанию, второе изменить и третье не указывать</w:t>
-      </w:r>
-      <w:r>
-        <w:br/>
-      </w:r>
       <w:r>
         <w:rPr>
           <w:noProof/>
         </w:rPr>
         <w:drawing>
-          <wp:inline distT="0" distB="0" distL="0" distR="0" wp14:anchorId="4DC7A4A0" wp14:editId="7F036C3C">
-            <wp:extent cx="5715798" cy="2353003"/>
-            <wp:effectExtent l="0" t="0" r="0" b="9525"/>
-            <wp:docPr id="6" name="Рисунок 6"/>
+          <wp:inline distT="0" distB="0" distL="0" distR="0" wp14:anchorId="55FDD5C1" wp14:editId="05FE31E5">
+            <wp:extent cx="4887007" cy="2229161"/>
+            <wp:effectExtent l="0" t="0" r="8890" b="0"/>
+            <wp:docPr id="2" name="Рисунок 2"/>
             <wp:cNvGraphicFramePr>
               <a:graphicFrameLocks xmlns:a="http://schemas.openxmlformats.org/drawingml/2006/main" noChangeAspect="1"/>
             </wp:cNvGraphicFramePr>
@@ -395,7 +318,7 @@
                   <pic:spPr>
                     <a:xfrm>
                       <a:off x="0" y="0"/>
-                      <a:ext cx="5715798" cy="2353003"/>
+                      <a:ext cx="4887007" cy="2229161"/>
                     </a:xfrm>
                     <a:prstGeom prst="rect">
                       <a:avLst/>
@@ -410,70 +333,30 @@
     </w:p>
     <w:p>
       <w:r>
-        <w:br w:type="page"/>
-      </w:r>
-    </w:p>
-    <w:p>
-      <w:r>
-        <w:rPr>
-          <w:lang w:val="en-US"/>
-        </w:rPr>
         <w:lastRenderedPageBreak/>
-        <w:t>PS</w:t>
-      </w:r>
-      <w:r>
-        <w:t xml:space="preserve">: </w:t>
-      </w:r>
-      <w:r>
-        <w:rPr>
-          <w:color w:val="0F9ED5" w:themeColor="accent4"/>
-        </w:rPr>
-        <w:t>Перегрузка функций</w:t>
+        <w:t xml:space="preserve">Пример с </w:t>
+      </w:r>
+      <w:r>
+        <w:rPr>
+          <w:color w:val="0F9ED5" w:themeColor="accent4"/>
+        </w:rPr>
+        <w:t>несколькими параметрами и разными типами данных</w:t>
+      </w:r>
+      <w:r>
+        <w:t>:</w:t>
       </w:r>
       <w:r>
         <w:br/>
       </w:r>
       <w:r>
-        <w:t xml:space="preserve">Функция считается </w:t>
-      </w:r>
-      <w:r>
-        <w:rPr>
-          <w:color w:val="0F9ED5" w:themeColor="accent4"/>
-        </w:rPr>
-        <w:t>перегруженной</w:t>
-      </w:r>
-      <w:r>
-        <w:t>, если в программе определено несколько функций с одинаковым именем, но разными параметрами (количеством, типами или порядком аргументов).</w:t>
-      </w:r>
-    </w:p>
-    <w:p>
-      <w:r>
-        <w:t>Пример п</w:t>
-      </w:r>
-      <w:r>
-        <w:t>роблем</w:t>
-      </w:r>
-      <w:r>
-        <w:t xml:space="preserve">ы </w:t>
-      </w:r>
-      <w:r>
-        <w:t>с перегрузкой и значениями по умолчанию</w:t>
-      </w:r>
-      <w:r>
-        <w:t>:</w:t>
-      </w:r>
-      <w:r>
-        <w:br/>
-      </w:r>
-      <w:r>
         <w:rPr>
           <w:noProof/>
         </w:rPr>
         <w:drawing>
-          <wp:inline distT="0" distB="0" distL="0" distR="0" wp14:anchorId="2DF66080" wp14:editId="5FE0D5E8">
-            <wp:extent cx="4315427" cy="2753109"/>
-            <wp:effectExtent l="0" t="0" r="9525" b="9525"/>
-            <wp:docPr id="4" name="Рисунок 4"/>
+          <wp:inline distT="0" distB="0" distL="0" distR="0" wp14:anchorId="22A27ACC" wp14:editId="4E4D9A35">
+            <wp:extent cx="5782482" cy="2648320"/>
+            <wp:effectExtent l="0" t="0" r="0" b="0"/>
+            <wp:docPr id="5" name="Рисунок 5"/>
             <wp:cNvGraphicFramePr>
               <a:graphicFrameLocks xmlns:a="http://schemas.openxmlformats.org/drawingml/2006/main" noChangeAspect="1"/>
             </wp:cNvGraphicFramePr>
@@ -493,6 +376,465 @@
                   <pic:spPr>
                     <a:xfrm>
                       <a:off x="0" y="0"/>
+                      <a:ext cx="5782482" cy="2648320"/>
+                    </a:xfrm>
+                    <a:prstGeom prst="rect">
+                      <a:avLst/>
+                    </a:prstGeom>
+                  </pic:spPr>
+                </pic:pic>
+              </a:graphicData>
+            </a:graphic>
+          </wp:inline>
+        </w:drawing>
+      </w:r>
+    </w:p>
+    <w:p>
+      <w:r>
+        <w:t xml:space="preserve">Ограничения и особенности в </w:t>
+      </w:r>
+      <w:r>
+        <w:rPr>
+          <w:color w:val="0F9ED5" w:themeColor="accent4"/>
+        </w:rPr>
+        <w:t>C++</w:t>
+      </w:r>
+      <w:r>
+        <w:t>:</w:t>
+      </w:r>
+    </w:p>
+    <w:p>
+      <w:pPr>
+        <w:numPr>
+          <w:ilvl w:val="0"/>
+          <w:numId w:val="2"/>
+        </w:numPr>
+      </w:pPr>
+      <w:r>
+        <w:t xml:space="preserve">Значения по умолчанию можно задавать только в </w:t>
+      </w:r>
+      <w:r>
+        <w:rPr>
+          <w:color w:val="0F9ED5" w:themeColor="accent4"/>
+        </w:rPr>
+        <w:t>объявлении функции</w:t>
+      </w:r>
+      <w:r>
+        <w:t>, а не в ее определении.</w:t>
+      </w:r>
+    </w:p>
+    <w:p>
+      <w:pPr>
+        <w:numPr>
+          <w:ilvl w:val="0"/>
+          <w:numId w:val="2"/>
+        </w:numPr>
+      </w:pPr>
+      <w:r>
+        <w:t xml:space="preserve">Все параметры со значениями по умолчанию должны следовать </w:t>
+      </w:r>
+      <w:r>
+        <w:rPr>
+          <w:color w:val="0F9ED5" w:themeColor="accent4"/>
+        </w:rPr>
+        <w:t xml:space="preserve">после </w:t>
+      </w:r>
+      <w:r>
+        <w:t>параметров без значений.</w:t>
+      </w:r>
+    </w:p>
+    <w:p>
+      <w:pPr>
+        <w:numPr>
+          <w:ilvl w:val="0"/>
+          <w:numId w:val="2"/>
+        </w:numPr>
+      </w:pPr>
+      <w:r>
+        <w:t xml:space="preserve">Если функция </w:t>
+      </w:r>
+      <w:r>
+        <w:rPr>
+          <w:color w:val="0F9ED5" w:themeColor="accent4"/>
+        </w:rPr>
+        <w:t>перегружена</w:t>
+      </w:r>
+      <w:r>
+        <w:t>, то при вызове может возникнуть неоднозначность.</w:t>
+      </w:r>
+    </w:p>
+    <w:p>
+      <w:pPr>
+        <w:numPr>
+          <w:ilvl w:val="0"/>
+          <w:numId w:val="2"/>
+        </w:numPr>
+      </w:pPr>
+      <w:r>
+        <w:t>Нельзя задавать значение по умолчанию обычными переменными (не константными)</w:t>
+      </w:r>
+    </w:p>
+    <w:p/>
+    <w:p>
+      <w:r>
+        <w:rPr>
+          <w:color w:val="FF0000"/>
+          <w:lang w:val="en-US"/>
+        </w:rPr>
+        <w:t>r</w:t>
+      </w:r>
+      <w:r>
+        <w:rPr>
+          <w:color w:val="FF0000"/>
+          <w:lang w:val="en-US"/>
+        </w:rPr>
+        <w:t>ed</w:t>
+      </w:r>
+      <w:r>
+        <w:rPr>
+          <w:color w:val="FF0000"/>
+        </w:rPr>
+        <w:t>1</w:t>
+      </w:r>
+      <w:r>
+        <w:t>: чтобы</w:t>
+      </w:r>
+      <w:r>
+        <w:t xml:space="preserve"> вывести имя, возраст и страну, оставляя по умолчанию имя и страну, но задать возраст, </w:t>
+      </w:r>
+    </w:p>
+    <w:p>
+      <w:pPr>
+        <w:pStyle w:val="a7"/>
+        <w:numPr>
+          <w:ilvl w:val="0"/>
+          <w:numId w:val="4"/>
+        </w:numPr>
+      </w:pPr>
+      <w:r>
+        <w:rPr>
+          <w:color w:val="0F9ED5" w:themeColor="accent4"/>
+        </w:rPr>
+        <w:t>я</w:t>
+      </w:r>
+      <w:r>
+        <w:rPr>
+          <w:color w:val="0F9ED5" w:themeColor="accent4"/>
+        </w:rPr>
+        <w:t xml:space="preserve">вное присвоение </w:t>
+      </w:r>
+      <w:r>
+        <w:t xml:space="preserve">- </w:t>
+      </w:r>
+      <w:r>
+        <w:t xml:space="preserve">нужно </w:t>
+      </w:r>
+      <w:r>
+        <w:rPr>
+          <w:color w:val="0F9ED5" w:themeColor="accent4"/>
+        </w:rPr>
+        <w:t>первому аргументу</w:t>
+      </w:r>
+      <w:r>
+        <w:rPr>
+          <w:color w:val="0F9ED5" w:themeColor="accent4"/>
+        </w:rPr>
+        <w:t xml:space="preserve"> явно</w:t>
+      </w:r>
+      <w:r>
+        <w:rPr>
+          <w:color w:val="0F9ED5" w:themeColor="accent4"/>
+        </w:rPr>
+        <w:t xml:space="preserve"> присвоить </w:t>
+      </w:r>
+      <w:r>
+        <w:t xml:space="preserve">значение по умолчанию, </w:t>
+      </w:r>
+      <w:r>
+        <w:rPr>
+          <w:color w:val="0F9ED5" w:themeColor="accent4"/>
+        </w:rPr>
+        <w:t xml:space="preserve">второе изменить </w:t>
+      </w:r>
+      <w:r>
+        <w:t xml:space="preserve">и </w:t>
+      </w:r>
+      <w:r>
+        <w:rPr>
+          <w:color w:val="0F9ED5" w:themeColor="accent4"/>
+        </w:rPr>
+        <w:t>третье не указывать</w:t>
+      </w:r>
+      <w:r>
+        <w:br/>
+      </w:r>
+      <w:r>
+        <w:rPr>
+          <w:noProof/>
+        </w:rPr>
+        <w:drawing>
+          <wp:inline distT="0" distB="0" distL="0" distR="0" wp14:anchorId="4DC7A4A0" wp14:editId="7F036C3C">
+            <wp:extent cx="5715798" cy="2353003"/>
+            <wp:effectExtent l="0" t="0" r="0" b="9525"/>
+            <wp:docPr id="6" name="Рисунок 6"/>
+            <wp:cNvGraphicFramePr>
+              <a:graphicFrameLocks xmlns:a="http://schemas.openxmlformats.org/drawingml/2006/main" noChangeAspect="1"/>
+            </wp:cNvGraphicFramePr>
+            <a:graphic xmlns:a="http://schemas.openxmlformats.org/drawingml/2006/main">
+              <a:graphicData uri="http://schemas.openxmlformats.org/drawingml/2006/picture">
+                <pic:pic xmlns:pic="http://schemas.openxmlformats.org/drawingml/2006/picture">
+                  <pic:nvPicPr>
+                    <pic:cNvPr id="1" name=""/>
+                    <pic:cNvPicPr/>
+                  </pic:nvPicPr>
+                  <pic:blipFill>
+                    <a:blip r:embed="rId10"/>
+                    <a:stretch>
+                      <a:fillRect/>
+                    </a:stretch>
+                  </pic:blipFill>
+                  <pic:spPr>
+                    <a:xfrm>
+                      <a:off x="0" y="0"/>
+                      <a:ext cx="5715798" cy="2353003"/>
+                    </a:xfrm>
+                    <a:prstGeom prst="rect">
+                      <a:avLst/>
+                    </a:prstGeom>
+                  </pic:spPr>
+                </pic:pic>
+              </a:graphicData>
+            </a:graphic>
+          </wp:inline>
+        </w:drawing>
+      </w:r>
+    </w:p>
+    <w:p>
+      <w:pPr>
+        <w:pStyle w:val="a7"/>
+        <w:numPr>
+          <w:ilvl w:val="0"/>
+          <w:numId w:val="4"/>
+        </w:numPr>
+      </w:pPr>
+      <w:r>
+        <w:rPr>
+          <w:color w:val="0F9ED5" w:themeColor="accent4"/>
+        </w:rPr>
+        <w:lastRenderedPageBreak/>
+        <w:t xml:space="preserve">перегрузка функции - </w:t>
+      </w:r>
+      <w:r>
+        <w:rPr>
+          <w:color w:val="0F9ED5" w:themeColor="accent4"/>
+        </w:rPr>
+        <w:t>д</w:t>
+      </w:r>
+      <w:r>
+        <w:rPr>
+          <w:color w:val="0F9ED5" w:themeColor="accent4"/>
+        </w:rPr>
+        <w:t>обавь отдельную функцию</w:t>
+      </w:r>
+      <w:r>
+        <w:t xml:space="preserve"> только для возраста:</w:t>
+      </w:r>
+      <w:r>
+        <w:br/>
+      </w:r>
+      <w:r>
+        <w:drawing>
+          <wp:inline distT="0" distB="0" distL="0" distR="0" wp14:anchorId="551E3044" wp14:editId="022E89AF">
+            <wp:extent cx="2667372" cy="638264"/>
+            <wp:effectExtent l="0" t="0" r="0" b="9525"/>
+            <wp:docPr id="2129859504" name="Рисунок 1"/>
+            <wp:cNvGraphicFramePr>
+              <a:graphicFrameLocks xmlns:a="http://schemas.openxmlformats.org/drawingml/2006/main" noChangeAspect="1"/>
+            </wp:cNvGraphicFramePr>
+            <a:graphic xmlns:a="http://schemas.openxmlformats.org/drawingml/2006/main">
+              <a:graphicData uri="http://schemas.openxmlformats.org/drawingml/2006/picture">
+                <pic:pic xmlns:pic="http://schemas.openxmlformats.org/drawingml/2006/picture">
+                  <pic:nvPicPr>
+                    <pic:cNvPr id="2129859504" name=""/>
+                    <pic:cNvPicPr/>
+                  </pic:nvPicPr>
+                  <pic:blipFill>
+                    <a:blip r:embed="rId11"/>
+                    <a:stretch>
+                      <a:fillRect/>
+                    </a:stretch>
+                  </pic:blipFill>
+                  <pic:spPr>
+                    <a:xfrm>
+                      <a:off x="0" y="0"/>
+                      <a:ext cx="2667372" cy="638264"/>
+                    </a:xfrm>
+                    <a:prstGeom prst="rect">
+                      <a:avLst/>
+                    </a:prstGeom>
+                  </pic:spPr>
+                </pic:pic>
+              </a:graphicData>
+            </a:graphic>
+          </wp:inline>
+        </w:drawing>
+      </w:r>
+      <w:r>
+        <w:br/>
+      </w:r>
+      <w:r>
+        <w:t>Теперь можно вызывать так:</w:t>
+      </w:r>
+      <w:r>
+        <w:br/>
+      </w:r>
+      <w:r>
+        <w:drawing>
+          <wp:inline distT="0" distB="0" distL="0" distR="0" wp14:anchorId="69323994" wp14:editId="46D7C299">
+            <wp:extent cx="1105054" cy="219106"/>
+            <wp:effectExtent l="0" t="0" r="0" b="9525"/>
+            <wp:docPr id="488638121" name="Рисунок 1"/>
+            <wp:cNvGraphicFramePr>
+              <a:graphicFrameLocks xmlns:a="http://schemas.openxmlformats.org/drawingml/2006/main" noChangeAspect="1"/>
+            </wp:cNvGraphicFramePr>
+            <a:graphic xmlns:a="http://schemas.openxmlformats.org/drawingml/2006/main">
+              <a:graphicData uri="http://schemas.openxmlformats.org/drawingml/2006/picture">
+                <pic:pic xmlns:pic="http://schemas.openxmlformats.org/drawingml/2006/picture">
+                  <pic:nvPicPr>
+                    <pic:cNvPr id="488638121" name=""/>
+                    <pic:cNvPicPr/>
+                  </pic:nvPicPr>
+                  <pic:blipFill>
+                    <a:blip r:embed="rId12"/>
+                    <a:stretch>
+                      <a:fillRect/>
+                    </a:stretch>
+                  </pic:blipFill>
+                  <pic:spPr>
+                    <a:xfrm>
+                      <a:off x="0" y="0"/>
+                      <a:ext cx="1105054" cy="219106"/>
+                    </a:xfrm>
+                    <a:prstGeom prst="rect">
+                      <a:avLst/>
+                    </a:prstGeom>
+                  </pic:spPr>
+                </pic:pic>
+              </a:graphicData>
+            </a:graphic>
+          </wp:inline>
+        </w:drawing>
+      </w:r>
+      <w:r>
+        <w:br/>
+      </w:r>
+      <w:r>
+        <w:t>Результат:</w:t>
+      </w:r>
+      <w:r>
+        <w:t xml:space="preserve"> </w:t>
+      </w:r>
+      <w:r>
+        <w:br/>
+      </w:r>
+      <w:r>
+        <w:t xml:space="preserve">Имя: Вася, Возраст: </w:t>
+      </w:r>
+      <w:r>
+        <w:rPr>
+          <w:color w:val="0F9ED5" w:themeColor="accent4"/>
+        </w:rPr>
+        <w:t>25</w:t>
+      </w:r>
+      <w:r>
+        <w:t>, Страна: Россия</w:t>
+      </w:r>
+    </w:p>
+    <w:p>
+      <w:r>
+        <w:rPr>
+          <w:lang w:val="en-US"/>
+        </w:rPr>
+        <w:t>P</w:t>
+      </w:r>
+      <w:r>
+        <w:rPr>
+          <w:lang w:val="en-US"/>
+        </w:rPr>
+        <w:t>S</w:t>
+      </w:r>
+      <w:r>
+        <w:t xml:space="preserve">: </w:t>
+      </w:r>
+      <w:r>
+        <w:rPr>
+          <w:color w:val="0F9ED5" w:themeColor="accent4"/>
+        </w:rPr>
+        <w:t>Перегрузка функций</w:t>
+      </w:r>
+      <w:r>
+        <w:br/>
+      </w:r>
+      <w:r>
+        <w:t xml:space="preserve">Функция считается </w:t>
+      </w:r>
+      <w:r>
+        <w:rPr>
+          <w:color w:val="0F9ED5" w:themeColor="accent4"/>
+        </w:rPr>
+        <w:t>перегруженной</w:t>
+      </w:r>
+      <w:r>
+        <w:t>, если в программе определено несколько функций с одинаковым именем, но разными параметрами (количеством, типами или порядком аргументов).</w:t>
+      </w:r>
+    </w:p>
+    <w:p>
+      <w:r>
+        <w:t>Пример п</w:t>
+      </w:r>
+      <w:r>
+        <w:t>роблем</w:t>
+      </w:r>
+      <w:r>
+        <w:t xml:space="preserve">ы </w:t>
+      </w:r>
+      <w:r>
+        <w:t>с перегрузкой и значениями по умолчанию</w:t>
+      </w:r>
+      <w:r>
+        <w:t>:</w:t>
+      </w:r>
+      <w:r>
+        <w:br/>
+      </w:r>
+      <w:r>
+        <w:rPr>
+          <w:noProof/>
+        </w:rPr>
+        <w:drawing>
+          <wp:inline distT="0" distB="0" distL="0" distR="0" wp14:anchorId="2DF66080" wp14:editId="5FE0D5E8">
+            <wp:extent cx="4315427" cy="2753109"/>
+            <wp:effectExtent l="0" t="0" r="9525" b="9525"/>
+            <wp:docPr id="4" name="Рисунок 4"/>
+            <wp:cNvGraphicFramePr>
+              <a:graphicFrameLocks xmlns:a="http://schemas.openxmlformats.org/drawingml/2006/main" noChangeAspect="1"/>
+            </wp:cNvGraphicFramePr>
+            <a:graphic xmlns:a="http://schemas.openxmlformats.org/drawingml/2006/main">
+              <a:graphicData uri="http://schemas.openxmlformats.org/drawingml/2006/picture">
+                <pic:pic xmlns:pic="http://schemas.openxmlformats.org/drawingml/2006/picture">
+                  <pic:nvPicPr>
+                    <pic:cNvPr id="1" name=""/>
+                    <pic:cNvPicPr/>
+                  </pic:nvPicPr>
+                  <pic:blipFill>
+                    <a:blip r:embed="rId13"/>
+                    <a:stretch>
+                      <a:fillRect/>
+                    </a:stretch>
+                  </pic:blipFill>
+                  <pic:spPr>
+                    <a:xfrm>
+                      <a:off x="0" y="0"/>
                       <a:ext cx="4315427" cy="2753109"/>
                     </a:xfrm>
                     <a:prstGeom prst="rect">
@@ -517,8 +859,246 @@
 </file>
 
 <file path=word/numbering.xml><?xml version="1.0" encoding="utf-8"?>
-<w:numbering xmlns:wpc="http://schemas.microsoft.com/office/word/2010/wordprocessingCanvas" xmlns:cx="http://schemas.microsoft.com/office/drawing/2014/chartex" xmlns:cx1="http://schemas.microsoft.com/office/drawing/2015/9/8/chartex" xmlns:cx2="http://schemas.microsoft.com/office/drawing/2015/10/21/chartex" xmlns:cx3="http://schemas.microsoft.com/office/drawing/2016/5/9/chartex" xmlns:cx4="http://schemas.microsoft.com/office/drawing/2016/5/10/chartex" xmlns:cx5="http://schemas.microsoft.com/office/drawing/2016/5/11/chartex" xmlns:cx6="http://schemas.microsoft.com/office/drawing/2016/5/12/chartex" xmlns:cx7="http://schemas.microsoft.com/office/drawing/2016/5/13/chartex" xmlns:cx8="http://schemas.microsoft.com/office/drawing/2016/5/14/chartex" xmlns:mc="http://schemas.openxmlformats.org/markup-compatibility/2006" xmlns:aink="http://schemas.microsoft.com/office/drawing/2016/ink" xmlns:am3d="http://schemas.microsoft.com/office/drawing/2017/model3d" xmlns:o="urn:schemas-microsoft-com:office:office" xmlns:oel="http://schemas.microsoft.com/office/2019/extlst" xmlns:r="http://schemas.openxmlformats.org/officeDocument/2006/relationships" xmlns:m="http://schemas.openxmlformats.org/officeDocument/2006/math" xmlns:v="urn:schemas-microsoft-com:vml" xmlns:wp14="http://schemas.microsoft.com/office/word/2010/wordprocessingDrawing" xmlns:wp="http://schemas.openxmlformats.org/drawingml/2006/wordprocessingDrawing" xmlns:w10="urn:schemas-microsoft-com:office:word" xmlns:w="http://schemas.openxmlformats.org/wordprocessingml/2006/main" xmlns:w14="http://schemas.microsoft.com/office/word/2010/wordml" xmlns:w15="http://schemas.microsoft.com/office/word/2012/wordml" xmlns:w16cex="http://schemas.microsoft.com/office/word/2018/wordml/cex" xmlns:w16cid="http://schemas.microsoft.com/office/word/2016/wordml/cid" xmlns:w16="http://schemas.microsoft.com/office/word/2018/wordml" xmlns:w16sdtdh="http://schemas.microsoft.com/office/word/2020/wordml/sdtdatahash" xmlns:w16se="http://schemas.microsoft.com/office/word/2015/wordml/symex" xmlns:wpg="http://schemas.microsoft.com/office/word/2010/wordprocessingGroup" xmlns:wpi="http://schemas.microsoft.com/office/word/2010/wordprocessingInk" xmlns:wne="http://schemas.microsoft.com/office/word/2006/wordml" xmlns:wps="http://schemas.microsoft.com/office/word/2010/wordprocessingShape" mc:Ignorable="w14 w15 w16se w16cid w16 w16cex w16sdtdh wp14">
+<w:numbering xmlns:wpc="http://schemas.microsoft.com/office/word/2010/wordprocessingCanvas" xmlns:cx="http://schemas.microsoft.com/office/drawing/2014/chartex" xmlns:cx1="http://schemas.microsoft.com/office/drawing/2015/9/8/chartex" xmlns:cx2="http://schemas.microsoft.com/office/drawing/2015/10/21/chartex" xmlns:cx3="http://schemas.microsoft.com/office/drawing/2016/5/9/chartex" xmlns:cx4="http://schemas.microsoft.com/office/drawing/2016/5/10/chartex" xmlns:cx5="http://schemas.microsoft.com/office/drawing/2016/5/11/chartex" xmlns:cx6="http://schemas.microsoft.com/office/drawing/2016/5/12/chartex" xmlns:cx7="http://schemas.microsoft.com/office/drawing/2016/5/13/chartex" xmlns:cx8="http://schemas.microsoft.com/office/drawing/2016/5/14/chartex" xmlns:mc="http://schemas.openxmlformats.org/markup-compatibility/2006" xmlns:aink="http://schemas.microsoft.com/office/drawing/2016/ink" xmlns:am3d="http://schemas.microsoft.com/office/drawing/2017/model3d" xmlns:o="urn:schemas-microsoft-com:office:office" xmlns:oel="http://schemas.microsoft.com/office/2019/extlst" xmlns:r="http://schemas.openxmlformats.org/officeDocument/2006/relationships" xmlns:m="http://schemas.openxmlformats.org/officeDocument/2006/math" xmlns:v="urn:schemas-microsoft-com:vml" xmlns:wp14="http://schemas.microsoft.com/office/word/2010/wordprocessingDrawing" xmlns:wp="http://schemas.openxmlformats.org/drawingml/2006/wordprocessingDrawing" xmlns:w10="urn:schemas-microsoft-com:office:word" xmlns:w="http://schemas.openxmlformats.org/wordprocessingml/2006/main" xmlns:w14="http://schemas.microsoft.com/office/word/2010/wordml" xmlns:w15="http://schemas.microsoft.com/office/word/2012/wordml" xmlns:w16cex="http://schemas.microsoft.com/office/word/2018/wordml/cex" xmlns:w16cid="http://schemas.microsoft.com/office/word/2016/wordml/cid" xmlns:w16="http://schemas.microsoft.com/office/word/2018/wordml" xmlns:w16du="http://schemas.microsoft.com/office/word/2023/wordml/word16du" xmlns:w16sdtdh="http://schemas.microsoft.com/office/word/2020/wordml/sdtdatahash" xmlns:w16sdtfl="http://schemas.microsoft.com/office/word/2024/wordml/sdtformatlock" xmlns:w16se="http://schemas.microsoft.com/office/word/2015/wordml/symex" xmlns:wpg="http://schemas.microsoft.com/office/word/2010/wordprocessingGroup" xmlns:wpi="http://schemas.microsoft.com/office/word/2010/wordprocessingInk" xmlns:wne="http://schemas.microsoft.com/office/word/2006/wordml" xmlns:wps="http://schemas.microsoft.com/office/word/2010/wordprocessingShape" mc:Ignorable="w14 w15 w16se w16cid w16 w16cex w16sdtdh w16sdtfl w16du wp14">
   <w:abstractNum w:abstractNumId="0" w15:restartNumberingAfterBreak="0">
+    <w:nsid w:val="070041D3"/>
+    <w:multiLevelType w:val="hybridMultilevel"/>
+    <w:tmpl w:val="19423D94"/>
+    <w:lvl w:ilvl="0" w:tplc="04190011">
+      <w:start w:val="1"/>
+      <w:numFmt w:val="decimal"/>
+      <w:lvlText w:val="%1)"/>
+      <w:lvlJc w:val="left"/>
+      <w:pPr>
+        <w:ind w:left="720" w:hanging="360"/>
+      </w:pPr>
+      <w:rPr>
+        <w:rFonts w:hint="default"/>
+      </w:rPr>
+    </w:lvl>
+    <w:lvl w:ilvl="1" w:tplc="04190019" w:tentative="1">
+      <w:start w:val="1"/>
+      <w:numFmt w:val="lowerLetter"/>
+      <w:lvlText w:val="%2."/>
+      <w:lvlJc w:val="left"/>
+      <w:pPr>
+        <w:ind w:left="1440" w:hanging="360"/>
+      </w:pPr>
+    </w:lvl>
+    <w:lvl w:ilvl="2" w:tplc="0419001B" w:tentative="1">
+      <w:start w:val="1"/>
+      <w:numFmt w:val="lowerRoman"/>
+      <w:lvlText w:val="%3."/>
+      <w:lvlJc w:val="right"/>
+      <w:pPr>
+        <w:ind w:left="2160" w:hanging="180"/>
+      </w:pPr>
+    </w:lvl>
+    <w:lvl w:ilvl="3" w:tplc="0419000F" w:tentative="1">
+      <w:start w:val="1"/>
+      <w:numFmt w:val="decimal"/>
+      <w:lvlText w:val="%4."/>
+      <w:lvlJc w:val="left"/>
+      <w:pPr>
+        <w:ind w:left="2880" w:hanging="360"/>
+      </w:pPr>
+    </w:lvl>
+    <w:lvl w:ilvl="4" w:tplc="04190019" w:tentative="1">
+      <w:start w:val="1"/>
+      <w:numFmt w:val="lowerLetter"/>
+      <w:lvlText w:val="%5."/>
+      <w:lvlJc w:val="left"/>
+      <w:pPr>
+        <w:ind w:left="3600" w:hanging="360"/>
+      </w:pPr>
+    </w:lvl>
+    <w:lvl w:ilvl="5" w:tplc="0419001B" w:tentative="1">
+      <w:start w:val="1"/>
+      <w:numFmt w:val="lowerRoman"/>
+      <w:lvlText w:val="%6."/>
+      <w:lvlJc w:val="right"/>
+      <w:pPr>
+        <w:ind w:left="4320" w:hanging="180"/>
+      </w:pPr>
+    </w:lvl>
+    <w:lvl w:ilvl="6" w:tplc="0419000F" w:tentative="1">
+      <w:start w:val="1"/>
+      <w:numFmt w:val="decimal"/>
+      <w:lvlText w:val="%7."/>
+      <w:lvlJc w:val="left"/>
+      <w:pPr>
+        <w:ind w:left="5040" w:hanging="360"/>
+      </w:pPr>
+    </w:lvl>
+    <w:lvl w:ilvl="7" w:tplc="04190019" w:tentative="1">
+      <w:start w:val="1"/>
+      <w:numFmt w:val="lowerLetter"/>
+      <w:lvlText w:val="%8."/>
+      <w:lvlJc w:val="left"/>
+      <w:pPr>
+        <w:ind w:left="5760" w:hanging="360"/>
+      </w:pPr>
+    </w:lvl>
+    <w:lvl w:ilvl="8" w:tplc="0419001B" w:tentative="1">
+      <w:start w:val="1"/>
+      <w:numFmt w:val="lowerRoman"/>
+      <w:lvlText w:val="%9."/>
+      <w:lvlJc w:val="right"/>
+      <w:pPr>
+        <w:ind w:left="6480" w:hanging="180"/>
+      </w:pPr>
+    </w:lvl>
+  </w:abstractNum>
+  <w:abstractNum w:abstractNumId="1" w15:restartNumberingAfterBreak="0">
+    <w:nsid w:val="3B0A281E"/>
+    <w:multiLevelType w:val="multilevel"/>
+    <w:tmpl w:val="6BA637B2"/>
+    <w:lvl w:ilvl="0">
+      <w:start w:val="1"/>
+      <w:numFmt w:val="bullet"/>
+      <w:lvlText w:val=""/>
+      <w:lvlJc w:val="left"/>
+      <w:pPr>
+        <w:tabs>
+          <w:tab w:val="num" w:pos="720"/>
+        </w:tabs>
+        <w:ind w:left="720" w:hanging="360"/>
+      </w:pPr>
+      <w:rPr>
+        <w:rFonts w:ascii="Symbol" w:hAnsi="Symbol" w:hint="default"/>
+        <w:sz w:val="20"/>
+      </w:rPr>
+    </w:lvl>
+    <w:lvl w:ilvl="1" w:tentative="1">
+      <w:start w:val="1"/>
+      <w:numFmt w:val="bullet"/>
+      <w:lvlText w:val="o"/>
+      <w:lvlJc w:val="left"/>
+      <w:pPr>
+        <w:tabs>
+          <w:tab w:val="num" w:pos="1440"/>
+        </w:tabs>
+        <w:ind w:left="1440" w:hanging="360"/>
+      </w:pPr>
+      <w:rPr>
+        <w:rFonts w:ascii="Courier New" w:hAnsi="Courier New" w:hint="default"/>
+        <w:sz w:val="20"/>
+      </w:rPr>
+    </w:lvl>
+    <w:lvl w:ilvl="2" w:tentative="1">
+      <w:start w:val="1"/>
+      <w:numFmt w:val="bullet"/>
+      <w:lvlText w:val=""/>
+      <w:lvlJc w:val="left"/>
+      <w:pPr>
+        <w:tabs>
+          <w:tab w:val="num" w:pos="2160"/>
+        </w:tabs>
+        <w:ind w:left="2160" w:hanging="360"/>
+      </w:pPr>
+      <w:rPr>
+        <w:rFonts w:ascii="Wingdings" w:hAnsi="Wingdings" w:hint="default"/>
+        <w:sz w:val="20"/>
+      </w:rPr>
+    </w:lvl>
+    <w:lvl w:ilvl="3" w:tentative="1">
+      <w:start w:val="1"/>
+      <w:numFmt w:val="bullet"/>
+      <w:lvlText w:val=""/>
+      <w:lvlJc w:val="left"/>
+      <w:pPr>
+        <w:tabs>
+          <w:tab w:val="num" w:pos="2880"/>
+        </w:tabs>
+        <w:ind w:left="2880" w:hanging="360"/>
+      </w:pPr>
+      <w:rPr>
+        <w:rFonts w:ascii="Wingdings" w:hAnsi="Wingdings" w:hint="default"/>
+        <w:sz w:val="20"/>
+      </w:rPr>
+    </w:lvl>
+    <w:lvl w:ilvl="4" w:tentative="1">
+      <w:start w:val="1"/>
+      <w:numFmt w:val="bullet"/>
+      <w:lvlText w:val=""/>
+      <w:lvlJc w:val="left"/>
+      <w:pPr>
+        <w:tabs>
+          <w:tab w:val="num" w:pos="3600"/>
+        </w:tabs>
+        <w:ind w:left="3600" w:hanging="360"/>
+      </w:pPr>
+      <w:rPr>
+        <w:rFonts w:ascii="Wingdings" w:hAnsi="Wingdings" w:hint="default"/>
+        <w:sz w:val="20"/>
+      </w:rPr>
+    </w:lvl>
+    <w:lvl w:ilvl="5" w:tentative="1">
+      <w:start w:val="1"/>
+      <w:numFmt w:val="bullet"/>
+      <w:lvlText w:val=""/>
+      <w:lvlJc w:val="left"/>
+      <w:pPr>
+        <w:tabs>
+          <w:tab w:val="num" w:pos="4320"/>
+        </w:tabs>
+        <w:ind w:left="4320" w:hanging="360"/>
+      </w:pPr>
+      <w:rPr>
+        <w:rFonts w:ascii="Wingdings" w:hAnsi="Wingdings" w:hint="default"/>
+        <w:sz w:val="20"/>
+      </w:rPr>
+    </w:lvl>
+    <w:lvl w:ilvl="6" w:tentative="1">
+      <w:start w:val="1"/>
+      <w:numFmt w:val="bullet"/>
+      <w:lvlText w:val=""/>
+      <w:lvlJc w:val="left"/>
+      <w:pPr>
+        <w:tabs>
+          <w:tab w:val="num" w:pos="5040"/>
+        </w:tabs>
+        <w:ind w:left="5040" w:hanging="360"/>
+      </w:pPr>
+      <w:rPr>
+        <w:rFonts w:ascii="Wingdings" w:hAnsi="Wingdings" w:hint="default"/>
+        <w:sz w:val="20"/>
+      </w:rPr>
+    </w:lvl>
+    <w:lvl w:ilvl="7" w:tentative="1">
+      <w:start w:val="1"/>
+      <w:numFmt w:val="bullet"/>
+      <w:lvlText w:val=""/>
+      <w:lvlJc w:val="left"/>
+      <w:pPr>
+        <w:tabs>
+          <w:tab w:val="num" w:pos="5760"/>
+        </w:tabs>
+        <w:ind w:left="5760" w:hanging="360"/>
+      </w:pPr>
+      <w:rPr>
+        <w:rFonts w:ascii="Wingdings" w:hAnsi="Wingdings" w:hint="default"/>
+        <w:sz w:val="20"/>
+      </w:rPr>
+    </w:lvl>
+    <w:lvl w:ilvl="8" w:tentative="1">
+      <w:start w:val="1"/>
+      <w:numFmt w:val="bullet"/>
+      <w:lvlText w:val=""/>
+      <w:lvlJc w:val="left"/>
+      <w:pPr>
+        <w:tabs>
+          <w:tab w:val="num" w:pos="6480"/>
+        </w:tabs>
+        <w:ind w:left="6480" w:hanging="360"/>
+      </w:pPr>
+      <w:rPr>
+        <w:rFonts w:ascii="Wingdings" w:hAnsi="Wingdings" w:hint="default"/>
+        <w:sz w:val="20"/>
+      </w:rPr>
+    </w:lvl>
+  </w:abstractNum>
+  <w:abstractNum w:abstractNumId="2" w15:restartNumberingAfterBreak="0">
     <w:nsid w:val="4FFB218F"/>
     <w:multiLevelType w:val="multilevel"/>
     <w:tmpl w:val="67A8FEC6"/>
@@ -667,7 +1247,7 @@
       </w:rPr>
     </w:lvl>
   </w:abstractNum>
-  <w:abstractNum w:abstractNumId="1" w15:restartNumberingAfterBreak="0">
+  <w:abstractNum w:abstractNumId="3" w15:restartNumberingAfterBreak="0">
     <w:nsid w:val="76C23BB5"/>
     <w:multiLevelType w:val="multilevel"/>
     <w:tmpl w:val="A2E6C354"/>
@@ -817,16 +1397,22 @@
     </w:lvl>
   </w:abstractNum>
   <w:num w:numId="1" w16cid:durableId="1150899406">
-    <w:abstractNumId w:val="0"/>
+    <w:abstractNumId w:val="2"/>
   </w:num>
   <w:num w:numId="2" w16cid:durableId="283004009">
+    <w:abstractNumId w:val="3"/>
+  </w:num>
+  <w:num w:numId="3" w16cid:durableId="200285968">
     <w:abstractNumId w:val="1"/>
+  </w:num>
+  <w:num w:numId="4" w16cid:durableId="1044334910">
+    <w:abstractNumId w:val="0"/>
   </w:num>
 </w:numbering>
 </file>
 
 <file path=word/styles.xml><?xml version="1.0" encoding="utf-8"?>
-<w:styles xmlns:mc="http://schemas.openxmlformats.org/markup-compatibility/2006" xmlns:r="http://schemas.openxmlformats.org/officeDocument/2006/relationships" xmlns:w="http://schemas.openxmlformats.org/wordprocessingml/2006/main" xmlns:w14="http://schemas.microsoft.com/office/word/2010/wordml" xmlns:w15="http://schemas.microsoft.com/office/word/2012/wordml" xmlns:w16cex="http://schemas.microsoft.com/office/word/2018/wordml/cex" xmlns:w16cid="http://schemas.microsoft.com/office/word/2016/wordml/cid" xmlns:w16="http://schemas.microsoft.com/office/word/2018/wordml" xmlns:w16sdtdh="http://schemas.microsoft.com/office/word/2020/wordml/sdtdatahash" xmlns:w16se="http://schemas.microsoft.com/office/word/2015/wordml/symex" mc:Ignorable="w14 w15 w16se w16cid w16 w16cex w16sdtdh">
+<w:styles xmlns:mc="http://schemas.openxmlformats.org/markup-compatibility/2006" xmlns:r="http://schemas.openxmlformats.org/officeDocument/2006/relationships" xmlns:w="http://schemas.openxmlformats.org/wordprocessingml/2006/main" xmlns:w14="http://schemas.microsoft.com/office/word/2010/wordml" xmlns:w15="http://schemas.microsoft.com/office/word/2012/wordml" xmlns:w16cex="http://schemas.microsoft.com/office/word/2018/wordml/cex" xmlns:w16cid="http://schemas.microsoft.com/office/word/2016/wordml/cid" xmlns:w16="http://schemas.microsoft.com/office/word/2018/wordml" xmlns:w16du="http://schemas.microsoft.com/office/word/2023/wordml/word16du" xmlns:w16sdtdh="http://schemas.microsoft.com/office/word/2020/wordml/sdtdatahash" xmlns:w16sdtfl="http://schemas.microsoft.com/office/word/2024/wordml/sdtformatlock" xmlns:w16se="http://schemas.microsoft.com/office/word/2015/wordml/symex" mc:Ignorable="w14 w15 w16se w16cid w16 w16cex w16sdtdh w16sdtfl w16du">
   <w:docDefaults>
     <w:rPrDefault>
       <w:rPr>
@@ -1428,7 +2014,6 @@
   <w:style w:type="character" w:default="1" w:styleId="a0">
     <w:name w:val="Default Paragraph Font"/>
     <w:uiPriority w:val="1"/>
-    <w:semiHidden/>
     <w:unhideWhenUsed/>
   </w:style>
   <w:style w:type="table" w:default="1" w:styleId="a1">
